--- a/docs/Ver1.1.10.6/データ集約_シナリオファイルJson構成と概要_V11106A.docx
+++ b/docs/Ver1.1.10.6/データ集約_シナリオファイルJson構成と概要_V11106A.docx
@@ -222,63 +222,6 @@
           </w:p>
         </w:tc>
       </w:tr>
-      <w:tr>
-        <w:trPr>
-          <w:jc w:val="center"/>
-        </w:trPr>
-        <w:tc>
-          <w:tcPr>
-            <w:tcW w:w="2268" w:type="dxa"/>
-            <w:tcBorders>
-              <w:top w:val="single" w:sz="4" w:space="0" w:color="B0B8C1"/>
-              <w:left w:val="single" w:sz="4" w:space="0" w:color="B0B8C1"/>
-              <w:bottom w:val="single" w:sz="4" w:space="0" w:color="B0B8C1"/>
-              <w:right w:val="single" w:sz="4" w:space="0" w:color="B0B8C1"/>
-            </w:tcBorders>
-            <w:shd w:val="clear" w:color="auto" w:fill="E8EEF4"/>
-          </w:tcPr>
-          <w:p>
-            <w:pPr>
-              <w:spacing w:after="40"/>
-            </w:pPr>
-            <w:proofErr w:type="spellStart"/>
-            <w:r>
-              <w:rPr>
-                <w:b/>
-                <w:sz w:val="20"/>
-              </w:rPr>
-              <w:t>画像</w:t>
-            </w:r>
-            <w:proofErr w:type="spellEnd"/>
-          </w:p>
-        </w:tc>
-        <w:tc>
-          <w:tcPr>
-            <w:tcW w:w="7370" w:type="dxa"/>
-            <w:tcBorders>
-              <w:top w:val="single" w:sz="4" w:space="0" w:color="B0B8C1"/>
-              <w:left w:val="single" w:sz="4" w:space="0" w:color="B0B8C1"/>
-              <w:bottom w:val="single" w:sz="4" w:space="0" w:color="B0B8C1"/>
-              <w:right w:val="single" w:sz="4" w:space="0" w:color="B0B8C1"/>
-            </w:tcBorders>
-          </w:tcPr>
-          <w:p>
-            <w:pPr>
-              <w:spacing w:after="40"/>
-              <w:rPr>
-                <w:lang w:eastAsia="ja-JP"/>
-              </w:rPr>
-            </w:pPr>
-            <w:r>
-              <w:rPr>
-                <w:sz w:val="20"/>
-                <w:lang w:eastAsia="ja-JP"/>
-              </w:rPr>
-              <w:t>本文の【画像挿入】枠に、実画面のスクリーンショットを貼り付ける。</w:t>
-            </w:r>
-          </w:p>
-        </w:tc>
-      </w:tr>
     </w:tbl>
     <w:p>
       <w:pPr>
@@ -290,7 +233,7 @@
       </w:pPr>
       <w:r>
         <w:rPr>
-          <w:rFonts w:ascii="游ゴシック" w:eastAsia="游ゴシック" w:hAnsi="游ゴシック"/>
+          <w:rFonts w:ascii="Yu Gothic" w:eastAsia="Yu Gothic" w:hAnsi="Yu Gothic"/>
           <w:color w:val="1F3A5F"/>
           <w:sz w:val="32"/>
           <w:lang w:eastAsia="ja-JP"/>
@@ -323,7 +266,7 @@
       </w:pPr>
       <w:r>
         <w:rPr>
-          <w:rFonts w:ascii="游ゴシック" w:eastAsia="游ゴシック" w:hAnsi="游ゴシック"/>
+          <w:rFonts w:ascii="Yu Gothic" w:eastAsia="Yu Gothic" w:hAnsi="Yu Gothic"/>
           <w:color w:val="1F3A5F"/>
           <w:sz w:val="32"/>
           <w:lang w:eastAsia="ja-JP"/>
@@ -417,7 +360,7 @@
       </w:pPr>
       <w:r>
         <w:rPr>
-          <w:rFonts w:ascii="游ゴシック" w:eastAsia="游ゴシック" w:hAnsi="游ゴシック"/>
+          <w:rFonts w:ascii="Yu Gothic" w:eastAsia="Yu Gothic" w:hAnsi="Yu Gothic"/>
           <w:color w:val="1F3A5F"/>
           <w:sz w:val="32"/>
         </w:rPr>
@@ -426,7 +369,7 @@
       <w:proofErr w:type="spellStart"/>
       <w:r>
         <w:rPr>
-          <w:rFonts w:ascii="游ゴシック" w:eastAsia="游ゴシック" w:hAnsi="游ゴシック"/>
+          <w:rFonts w:ascii="Yu Gothic" w:eastAsia="Yu Gothic" w:hAnsi="Yu Gothic"/>
           <w:color w:val="1F3A5F"/>
           <w:sz w:val="32"/>
         </w:rPr>
@@ -737,7 +680,7 @@
       </w:pPr>
       <w:r>
         <w:rPr>
-          <w:rFonts w:ascii="游ゴシック" w:eastAsia="游ゴシック" w:hAnsi="游ゴシック"/>
+          <w:rFonts w:ascii="Yu Gothic" w:eastAsia="Yu Gothic" w:hAnsi="Yu Gothic"/>
           <w:color w:val="1F3A5F"/>
           <w:sz w:val="32"/>
         </w:rPr>
@@ -746,7 +689,7 @@
       <w:proofErr w:type="spellStart"/>
       <w:r>
         <w:rPr>
-          <w:rFonts w:ascii="游ゴシック" w:eastAsia="游ゴシック" w:hAnsi="游ゴシック"/>
+          <w:rFonts w:ascii="Yu Gothic" w:eastAsia="Yu Gothic" w:hAnsi="Yu Gothic"/>
           <w:color w:val="1F3A5F"/>
           <w:sz w:val="32"/>
         </w:rPr>
@@ -755,7 +698,7 @@
       <w:proofErr w:type="spellEnd"/>
       <w:r>
         <w:rPr>
-          <w:rFonts w:ascii="游ゴシック" w:eastAsia="游ゴシック" w:hAnsi="游ゴシック"/>
+          <w:rFonts w:ascii="Yu Gothic" w:eastAsia="Yu Gothic" w:hAnsi="Yu Gothic"/>
           <w:color w:val="1F3A5F"/>
           <w:sz w:val="32"/>
         </w:rPr>
@@ -1124,7 +1067,6 @@
       <w:pPr>
         <w:spacing w:after="200" w:line="276" w:lineRule="auto"/>
         <w:rPr>
-          <w:rFonts w:hint="eastAsia"/>
           <w:lang w:eastAsia="ja-JP"/>
         </w:rPr>
       </w:pPr>
@@ -1144,7 +1086,7 @@
       </w:pPr>
       <w:r>
         <w:rPr>
-          <w:rFonts w:ascii="游ゴシック" w:eastAsia="游ゴシック" w:hAnsi="游ゴシック"/>
+          <w:rFonts w:ascii="Yu Gothic" w:eastAsia="Yu Gothic" w:hAnsi="Yu Gothic"/>
           <w:color w:val="1F3A5F"/>
           <w:sz w:val="32"/>
           <w:lang w:eastAsia="ja-JP"/>
@@ -2034,7 +1976,7 @@
       </w:pPr>
       <w:r>
         <w:rPr>
-          <w:rFonts w:ascii="游ゴシック" w:eastAsia="游ゴシック" w:hAnsi="游ゴシック"/>
+          <w:rFonts w:ascii="Yu Gothic" w:eastAsia="Yu Gothic" w:hAnsi="Yu Gothic"/>
           <w:color w:val="1F3A5F"/>
         </w:rPr>
         <w:t>4.1 画面の細かい設定（ui_scenario_source_v1）</w:t>
@@ -2821,7 +2763,7 @@
       </w:pPr>
       <w:r>
         <w:rPr>
-          <w:rFonts w:ascii="游ゴシック" w:eastAsia="游ゴシック" w:hAnsi="游ゴシック"/>
+          <w:rFonts w:ascii="Yu Gothic" w:eastAsia="Yu Gothic" w:hAnsi="Yu Gothic"/>
           <w:color w:val="1F3A5F"/>
         </w:rPr>
         <w:t>4.2 連携キー（link_defs）</w:t>
@@ -3463,7 +3405,7 @@
       </w:pPr>
       <w:r>
         <w:rPr>
-          <w:rFonts w:ascii="游ゴシック" w:eastAsia="游ゴシック" w:hAnsi="游ゴシック"/>
+          <w:rFonts w:ascii="Yu Gothic" w:eastAsia="Yu Gothic" w:hAnsi="Yu Gothic"/>
           <w:color w:val="1F3A5F"/>
         </w:rPr>
         <w:t>4.3 結合キー（join_defs）</w:t>
@@ -3797,7 +3739,7 @@
       </w:pPr>
       <w:r>
         <w:rPr>
-          <w:rFonts w:ascii="游ゴシック" w:eastAsia="游ゴシック" w:hAnsi="游ゴシック"/>
+          <w:rFonts w:ascii="Yu Gothic" w:eastAsia="Yu Gothic" w:hAnsi="Yu Gothic"/>
           <w:color w:val="1F3A5F"/>
           <w:sz w:val="32"/>
         </w:rPr>
@@ -4518,7 +4460,7 @@
       </w:pPr>
       <w:r>
         <w:rPr>
-          <w:rFonts w:ascii="游ゴシック" w:eastAsia="游ゴシック" w:hAnsi="游ゴシック"/>
+          <w:rFonts w:ascii="Yu Gothic" w:eastAsia="Yu Gothic" w:hAnsi="Yu Gothic"/>
           <w:color w:val="1F3A5F"/>
           <w:sz w:val="32"/>
         </w:rPr>
@@ -5100,7 +5042,7 @@
       </w:pPr>
       <w:r>
         <w:rPr>
-          <w:rFonts w:ascii="游ゴシック" w:eastAsia="游ゴシック" w:hAnsi="游ゴシック"/>
+          <w:rFonts w:ascii="Yu Gothic" w:eastAsia="Yu Gothic" w:hAnsi="Yu Gothic"/>
           <w:color w:val="1F3A5F"/>
           <w:sz w:val="32"/>
         </w:rPr>
@@ -5110,7 +5052,7 @@
       <w:proofErr w:type="spellStart"/>
       <w:r>
         <w:rPr>
-          <w:rFonts w:ascii="游ゴシック" w:eastAsia="游ゴシック" w:hAnsi="游ゴシック"/>
+          <w:rFonts w:ascii="Yu Gothic" w:eastAsia="Yu Gothic" w:hAnsi="Yu Gothic"/>
           <w:color w:val="1F3A5F"/>
           <w:sz w:val="32"/>
         </w:rPr>
@@ -5900,7 +5842,7 @@
       <w:spacing w:after="120" w:line="240" w:lineRule="auto"/>
     </w:pPr>
     <w:rPr>
-      <w:rFonts w:ascii="游ゴシック" w:eastAsia="游ゴシック" w:hAnsi="游ゴシック"/>
+      <w:rFonts w:ascii="Yu Gothic" w:eastAsia="Yu Gothic" w:hAnsi="Yu Gothic"/>
       <w:sz w:val="21"/>
     </w:rPr>
   </w:style>
